--- a/DOCS-PEOPLE-LEAD/Ana-Karina/13-Areas-de-Impacto.docx
+++ b/DOCS-PEOPLE-LEAD/Ana-Karina/13-Areas-de-Impacto.docx
@@ -12,7 +12,7 @@
           <w:color w:val="1F3A5F"/>
           <w:sz w:val="40"/>
         </w:rPr>
-        <w:t>Ana Karina — Áreas de Impacto (Workday)</w:t>
+        <w:t>Ana Karina — ÁREAS DE IMPACTO (colar no Workday)</w:t>
       </w:r>
     </w:p>
     <w:p>
@@ -22,7 +22,7 @@
           <w:color w:val="555555"/>
           <w:sz w:val="22"/>
         </w:rPr>
-        <w:t>Áreas de Impacto · Workday · PL</w:t>
+        <w:t>Áreas de Impacto · colar no Workday</w:t>
       </w:r>
     </w:p>
     <w:p/>
@@ -31,38 +31,30 @@
         <w:rPr>
           <w:b/>
         </w:rPr>
-        <w:t>Uso interno People Lead · Colar nos comentários de Areas of Impact</w:t>
+        <w:t>People Lead · Jônatas · 10/09/2026</w:t>
       </w:r>
     </w:p>
     <w:p>
       <w:r>
-        <w:t>Atualizado: 10/09/2026</w:t>
+        <w:t xml:space="preserve">O sistema mostrou: </w:t>
       </w:r>
-    </w:p>
-    <w:p>
-      <w:pPr>
-        <w:ind w:left="425"/>
-      </w:pPr>
       <w:r>
         <w:rPr>
           <w:i/>
-          <w:color w:val="444444"/>
         </w:rPr>
-        <w:t xml:space="preserve">O sistema indicou que pode faltar reflexão em </w:t>
+        <w:t>“User either does not have a priority in Client Value Creation or has no reflections”</w:t>
+      </w:r>
+      <w:r>
+        <w:t xml:space="preserve"> → use o bloco </w:t>
       </w:r>
       <w:r>
         <w:rPr>
           <w:b/>
-          <w:color w:val="444444"/>
         </w:rPr>
-        <w:t>Client Value Creation</w:t>
+        <w:t>1) Cliente</w:t>
       </w:r>
       <w:r>
-        <w:rPr>
-          <w:i/>
-          <w:color w:val="444444"/>
-        </w:rPr>
-        <w:t>. Use o bloco 1 abaixo para preencher o comentário do PL nessa área.</w:t>
+        <w:t xml:space="preserve"> abaixo.</w:t>
       </w:r>
     </w:p>
     <w:p>
@@ -74,10 +66,18 @@
     </w:p>
     <w:p>
       <w:pPr>
+        <w:pStyle w:val="Heading1"/>
+      </w:pPr>
+      <w:r>
+        <w:t>COPIAR — Português (4 áreas)</w:t>
+      </w:r>
+    </w:p>
+    <w:p>
+      <w:pPr>
         <w:pStyle w:val="Heading2"/>
       </w:pPr>
       <w:r>
-        <w:t>1) Criação de Valor para o Cliente (Client Value Creation)</w:t>
+        <w:t>1) Client Value Creation / Criação de Valor para o Cliente</w:t>
       </w:r>
     </w:p>
     <w:p>
@@ -86,14 +86,42 @@
       </w:r>
     </w:p>
     <w:p>
+      <w:pPr>
+        <w:pStyle w:val="Heading2"/>
+      </w:pPr>
       <w:r>
-        <w:rPr>
-          <w:b/>
-        </w:rPr>
-        <w:t>Impacto sugerido:</w:t>
+        <w:t>2) AI Enablement / Habilitação de IA</w:t>
       </w:r>
+    </w:p>
+    <w:p>
       <w:r>
-        <w:t xml:space="preserve"> médio-alto / alinhado ao nível (7–8 na escala das prioridades).</w:t>
+        <w:t>Ana Karina aplicou IA de forma prática no projeto Bradesco, com uso de Copilot (incluindo VS Code no cliente) e agentes derivados no fluxo do time (analytics e frontend), alinhado à habilitação de IA da prática. Concluiu a certificação AZ-900; a AI-900 formal permanece como trilha do próximo ciclo. Deve formalizar cases (problema → agente → efeito) para tornar o impacto mais visível e replicável.</w:t>
+      </w:r>
+    </w:p>
+    <w:p>
+      <w:pPr>
+        <w:pStyle w:val="Heading2"/>
+      </w:pPr>
+      <w:r>
+        <w:t>3) Great Place to Work for Reinventors / Ótimo Lugar</w:t>
+      </w:r>
+    </w:p>
+    <w:p>
+      <w:r>
+        <w:t>Ana Karina contribui para um ambiente colaborativo e de aprendizado contínuo: curiosidade, abertura a feedbacks e boa interação com pares (reforçado por Celline e Jessica). Evoluiu o inglês de B2 para C1+ no goFluent e mantém engajamento nas 1:1 de carreira com o People Lead, com norte em arquitetura mobile. Ponto de evolução: disciplina no lançamento de horas no Jira, de forma autônoma e consistente.</w:t>
+      </w:r>
+    </w:p>
+    <w:p>
+      <w:pPr>
+        <w:pStyle w:val="Heading2"/>
+      </w:pPr>
+      <w:r>
+        <w:t>4) Community / Comunidade</w:t>
+      </w:r>
+    </w:p>
+    <w:p>
+      <w:r>
+        <w:t>Neste FY, a prioridade de comunidade avançou de forma limitada diante da carga de faculdade presencial e da entrega no cliente Bradesco. Mantém intenção de impacto e colaboração; para o próximo ciclo, recomenda-se uma iniciativa objetiva (voluntariado ou compartilhamento de case técnico/IA na prática), compatível com a agenda.</w:t>
       </w:r>
     </w:p>
     <w:p>
@@ -105,35 +133,62 @@
     </w:p>
     <w:p>
       <w:pPr>
+        <w:pStyle w:val="Heading1"/>
+      </w:pPr>
+      <w:r>
+        <w:t>COPIAR — English (se o campo estiver em inglês)</w:t>
+      </w:r>
+    </w:p>
+    <w:p>
+      <w:pPr>
         <w:pStyle w:val="Heading2"/>
       </w:pPr>
       <w:r>
-        <w:t>2) Habilitação de IA (AI Enablement)</w:t>
+        <w:t>1) Client Value Creation</w:t>
       </w:r>
     </w:p>
     <w:p>
       <w:r>
-        <w:t>Ana Karina aplicou IA de forma prática no projeto Bradesco, com uso de Copilot (incl. VS Code no cliente) e agentes derivados no fluxo do time (analytics e frontend), alinhado à habilitação de IA da prática. Concluiu AZ-900; a certificação AI-900 formal permanece como trilha do próximo ciclo, sem prejudicar a evidência de uso aplicado já demonstrada. Deve formalizar cases (problema → agente → efeito) para tornar o impacto mais visível e replicável.</w:t>
+        <w:t>Ana Karina delivered client value at BANCO BRADESCO on the native mobile app (Kotlin/Android), with consistent progress in delivery quality and product understanding, including the move from development into homologation. Feedback from Rafael Coloda, Jessica, and Celline confirms performance aligned with Associate expectations: quality focus, early communication of risks, and strong collaboration. Some support is still needed on certain topics—expected at this career stage—and the next cycle should increase autonomy on more complex work.</w:t>
+      </w:r>
+    </w:p>
+    <w:p>
+      <w:pPr>
+        <w:pStyle w:val="Heading2"/>
+      </w:pPr>
+      <w:r>
+        <w:t>2) AI Enablement</w:t>
       </w:r>
     </w:p>
     <w:p>
       <w:r>
-        <w:rPr>
-          <w:b/>
-        </w:rPr>
-        <w:t>Não usar:</w:t>
+        <w:t>Ana Karina applied AI in day-to-day work at Bradesco through Copilot (including the client VS Code setup) and agent-based workflows (analytics and frontend), aligned with practice AI enablement. She completed AZ-900; formal AI-900 remains a next-cycle goal. Next step: document clear AI use cases (problem → agent → outcome) to make impact more visible and reusable.</w:t>
       </w:r>
+    </w:p>
+    <w:p>
+      <w:pPr>
+        <w:pStyle w:val="Heading2"/>
+      </w:pPr>
       <w:r>
-        <w:t xml:space="preserve"> “AI-900 concluída” — no histórico PL a badge formal concluída é </w:t>
+        <w:t>3) Great Place to Work for Reinventors</w:t>
       </w:r>
+    </w:p>
+    <w:p>
       <w:r>
-        <w:rPr>
-          <w:b/>
-        </w:rPr>
-        <w:t>AZ-900</w:t>
+        <w:t>Ana Karina contributes to a collaborative, learning-oriented environment: curiosity, openness to feedback, and positive peer interaction (reinforced by Celline and Jessica). She progressed English from B2 to C1+ on goFluent and engages consistently in career 1:1s with her People Lead, with a clear interest in mobile architecture. Growth area: consistent, autonomous Jira time logging without leadership follow-up.</w:t>
       </w:r>
+    </w:p>
+    <w:p>
+      <w:pPr>
+        <w:pStyle w:val="Heading2"/>
+      </w:pPr>
       <w:r>
-        <w:t>.</w:t>
+        <w:t>4) Community</w:t>
+      </w:r>
+    </w:p>
+    <w:p>
+      <w:r>
+        <w:t>Community impact this FY was limited due to in-person university load plus client delivery at Bradesco. Intent remains; for the next cycle, pursue one concrete initiative (volunteering or sharing a technical/AI case with the practice) that fits her schedule—without overstating participation not evidenced in project feedback.</w:t>
       </w:r>
     </w:p>
     <w:p>
@@ -145,377 +200,22 @@
     </w:p>
     <w:p>
       <w:pPr>
-        <w:pStyle w:val="Heading2"/>
+        <w:pStyle w:val="Heading1"/>
       </w:pPr>
       <w:r>
-        <w:t>3) Ótimo Lugar para Trabalhar / Reinventors (Great Place to Work)</w:t>
+        <w:t>Se o Workday tiver UM único campo “Areas of Impact”</w:t>
       </w:r>
     </w:p>
     <w:p>
       <w:r>
-        <w:t>Ana Karina contribui para um ambiente colaborativo e de aprendizado contínuo: curiosidade, abertura a feedbacks e boa interação com pares (reforçado por Celline e Jessica). Evoluiu o inglês de B2 para C1+ no goFluent e mantém engajamento nas 1:1 de carreira com o People Lead, com norte em arquitetura mobile. Ponto de evolução: disciplina operacional no lançamento de horas no Jira, de forma autônoma e consistente.</w:t>
-      </w:r>
-    </w:p>
-    <w:p>
-      <w:pPr>
-        <w:pBdr>
-          <w:bottom w:val="single" w:sz="6" w:space="1" w:color="CCCCCC"/>
-        </w:pBdr>
-      </w:pPr>
-    </w:p>
-    <w:p>
-      <w:pPr>
-        <w:pStyle w:val="Heading2"/>
-      </w:pPr>
-      <w:r>
-        <w:t>4) Comunidade (Community)</w:t>
+        <w:t>Cole este bloco único:</w:t>
       </w:r>
     </w:p>
     <w:p>
       <w:r>
-        <w:t>Neste FY, a prioridade de comunidade avançou de forma limitada diante da carga de faculdade presencial e da entrega no cliente Bradesco — leitura alinhada às 1:1. Mantém intenção de impacto e colaboração; para o próximo ciclo, recomenda-se uma iniciativa objetiva (voluntariado ou compartilhamento de case técnico/IA na prática), compatível com a agenda, sem inflar participação não evidenciada.</w:t>
+        <w:t>Areas of Impact — People Lead summary: (1) Client Value Creation — consistent delivery on BANCO BRADESCO native Android/Kotlin app through homologation; quality and risk communication confirmed by Rafael Coloda, Jessica, and Celline; next focus is greater autonomy on complex work. (2) AI Enablement — practical Copilot/agent usage on the project; AZ-900 completed; AI-900 formal planned next cycle; formalize AI cases. (3) Great Place to Work — collaborative, feedback-open, English B2→C1+; improve autonomous Jira time logging. (4) Community — limited advancement this FY due to university + client load; plan one concrete community/knowledge-sharing action next cycle.</w:t>
       </w:r>
     </w:p>
-    <w:p>
-      <w:r>
-        <w:rPr>
-          <w:b/>
-        </w:rPr>
-        <w:t>Não usar:</w:t>
-      </w:r>
-      <w:r>
-        <w:t xml:space="preserve"> texto genérico de saúde/escolas técnicas sem evidência nas 1:1/feedbacks de projeto.</w:t>
-      </w:r>
-    </w:p>
-    <w:p>
-      <w:pPr>
-        <w:pBdr>
-          <w:bottom w:val="single" w:sz="6" w:space="1" w:color="CCCCCC"/>
-        </w:pBdr>
-      </w:pPr>
-    </w:p>
-    <w:p>
-      <w:pPr>
-        <w:pStyle w:val="Heading2"/>
-      </w:pPr>
-      <w:r>
-        <w:t>Resumo rápido</w:t>
-      </w:r>
-    </w:p>
-    <w:tbl>
-      <w:tblPr>
-        <w:tblStyle w:val="TableGrid"/>
-        <w:tblW w:type="auto" w:w="0"/>
-        <w:tblLook w:firstColumn="1" w:firstRow="1" w:lastColumn="0" w:lastRow="0" w:noHBand="0" w:noVBand="1" w:val="04A0"/>
-      </w:tblPr>
-      <w:tblGrid>
-        <w:gridCol w:w="3249"/>
-        <w:gridCol w:w="3249"/>
-        <w:gridCol w:w="3249"/>
-      </w:tblGrid>
-      <w:tr>
-        <w:tc>
-          <w:tcPr>
-            <w:tcW w:type="dxa" w:w="3249"/>
-            <w:shd w:fill="1F3A5F" w:val="clear"/>
-          </w:tcPr>
-          <w:p>
-            <w:r>
-              <w:rPr>
-                <w:b/>
-                <w:color w:val="FFFFFF"/>
-                <w:sz w:val="20"/>
-              </w:rPr>
-            </w:r>
-            <w:r>
-              <w:rPr>
-                <w:b/>
-                <w:color w:val="FFFFFF"/>
-                <w:sz w:val="20"/>
-              </w:rPr>
-              <w:t>Área</w:t>
-            </w:r>
-          </w:p>
-        </w:tc>
-        <w:tc>
-          <w:tcPr>
-            <w:tcW w:type="dxa" w:w="3249"/>
-            <w:shd w:fill="1F3A5F" w:val="clear"/>
-          </w:tcPr>
-          <w:p>
-            <w:r>
-              <w:rPr>
-                <w:b/>
-                <w:color w:val="FFFFFF"/>
-                <w:sz w:val="20"/>
-              </w:rPr>
-            </w:r>
-            <w:r>
-              <w:rPr>
-                <w:b/>
-                <w:color w:val="FFFFFF"/>
-                <w:sz w:val="20"/>
-              </w:rPr>
-              <w:t>Tom</w:t>
-            </w:r>
-          </w:p>
-        </w:tc>
-        <w:tc>
-          <w:tcPr>
-            <w:tcW w:type="dxa" w:w="3249"/>
-            <w:shd w:fill="1F3A5F" w:val="clear"/>
-          </w:tcPr>
-          <w:p>
-            <w:r>
-              <w:rPr>
-                <w:b/>
-                <w:color w:val="FFFFFF"/>
-                <w:sz w:val="20"/>
-              </w:rPr>
-            </w:r>
-            <w:r>
-              <w:rPr>
-                <w:b/>
-                <w:color w:val="FFFFFF"/>
-                <w:sz w:val="20"/>
-              </w:rPr>
-              <w:t>Evidência-chave</w:t>
-            </w:r>
-          </w:p>
-        </w:tc>
-      </w:tr>
-      <w:tr>
-        <w:tc>
-          <w:tcPr>
-            <w:tcW w:type="dxa" w:w="3249"/>
-          </w:tcPr>
-          <w:p>
-            <w:r>
-              <w:rPr>
-                <w:sz w:val="20"/>
-              </w:rPr>
-            </w:r>
-            <w:r>
-              <w:rPr>
-                <w:sz w:val="20"/>
-              </w:rPr>
-              <w:t>Cliente</w:t>
-            </w:r>
-          </w:p>
-        </w:tc>
-        <w:tc>
-          <w:tcPr>
-            <w:tcW w:type="dxa" w:w="3249"/>
-          </w:tcPr>
-          <w:p>
-            <w:r>
-              <w:rPr>
-                <w:sz w:val="20"/>
-              </w:rPr>
-            </w:r>
-            <w:r>
-              <w:rPr>
-                <w:sz w:val="20"/>
-              </w:rPr>
-              <w:t>Forte / consolidar</w:t>
-            </w:r>
-          </w:p>
-        </w:tc>
-        <w:tc>
-          <w:tcPr>
-            <w:tcW w:type="dxa" w:w="3249"/>
-          </w:tcPr>
-          <w:p>
-            <w:r>
-              <w:rPr>
-                <w:sz w:val="20"/>
-              </w:rPr>
-            </w:r>
-            <w:r>
-              <w:rPr>
-                <w:sz w:val="20"/>
-              </w:rPr>
-              <w:t>Bradesco, homologação, qualidade, riscos (Rafael/Jessica/Celline)</w:t>
-            </w:r>
-          </w:p>
-        </w:tc>
-      </w:tr>
-      <w:tr>
-        <w:tc>
-          <w:tcPr>
-            <w:tcW w:type="dxa" w:w="3249"/>
-            <w:shd w:fill="F3F6FA" w:val="clear"/>
-          </w:tcPr>
-          <w:p>
-            <w:r>
-              <w:rPr>
-                <w:sz w:val="20"/>
-              </w:rPr>
-            </w:r>
-            <w:r>
-              <w:rPr>
-                <w:sz w:val="20"/>
-              </w:rPr>
-              <w:t>IA</w:t>
-            </w:r>
-          </w:p>
-        </w:tc>
-        <w:tc>
-          <w:tcPr>
-            <w:tcW w:type="dxa" w:w="3249"/>
-            <w:shd w:fill="F3F6FA" w:val="clear"/>
-          </w:tcPr>
-          <w:p>
-            <w:r>
-              <w:rPr>
-                <w:sz w:val="20"/>
-              </w:rPr>
-            </w:r>
-            <w:r>
-              <w:rPr>
-                <w:sz w:val="20"/>
-              </w:rPr>
-              <w:t>Forte aplicado</w:t>
-            </w:r>
-          </w:p>
-        </w:tc>
-        <w:tc>
-          <w:tcPr>
-            <w:tcW w:type="dxa" w:w="3249"/>
-            <w:shd w:fill="F3F6FA" w:val="clear"/>
-          </w:tcPr>
-          <w:p>
-            <w:r>
-              <w:rPr>
-                <w:sz w:val="20"/>
-              </w:rPr>
-            </w:r>
-            <w:r>
-              <w:rPr>
-                <w:sz w:val="20"/>
-              </w:rPr>
-              <w:t>Copilot/agentes; AZ-900; AI-900 → FY27</w:t>
-            </w:r>
-          </w:p>
-        </w:tc>
-      </w:tr>
-      <w:tr>
-        <w:tc>
-          <w:tcPr>
-            <w:tcW w:type="dxa" w:w="3249"/>
-          </w:tcPr>
-          <w:p>
-            <w:r>
-              <w:rPr>
-                <w:sz w:val="20"/>
-              </w:rPr>
-            </w:r>
-            <w:r>
-              <w:rPr>
-                <w:sz w:val="20"/>
-              </w:rPr>
-              <w:t>Ótimo Lugar</w:t>
-            </w:r>
-          </w:p>
-        </w:tc>
-        <w:tc>
-          <w:tcPr>
-            <w:tcW w:type="dxa" w:w="3249"/>
-          </w:tcPr>
-          <w:p>
-            <w:r>
-              <w:rPr>
-                <w:sz w:val="20"/>
-              </w:rPr>
-            </w:r>
-            <w:r>
-              <w:rPr>
-                <w:sz w:val="20"/>
-              </w:rPr>
-              <w:t>Esperado+</w:t>
-            </w:r>
-          </w:p>
-        </w:tc>
-        <w:tc>
-          <w:tcPr>
-            <w:tcW w:type="dxa" w:w="3249"/>
-          </w:tcPr>
-          <w:p>
-            <w:r>
-              <w:rPr>
-                <w:sz w:val="20"/>
-              </w:rPr>
-            </w:r>
-            <w:r>
-              <w:rPr>
-                <w:sz w:val="20"/>
-              </w:rPr>
-              <w:t>C1+, colaboração; Jira a evoluir</w:t>
-            </w:r>
-          </w:p>
-        </w:tc>
-      </w:tr>
-      <w:tr>
-        <w:tc>
-          <w:tcPr>
-            <w:tcW w:type="dxa" w:w="3249"/>
-            <w:shd w:fill="F3F6FA" w:val="clear"/>
-          </w:tcPr>
-          <w:p>
-            <w:r>
-              <w:rPr>
-                <w:sz w:val="20"/>
-              </w:rPr>
-            </w:r>
-            <w:r>
-              <w:rPr>
-                <w:sz w:val="20"/>
-              </w:rPr>
-              <w:t>Comunidade</w:t>
-            </w:r>
-          </w:p>
-        </w:tc>
-        <w:tc>
-          <w:tcPr>
-            <w:tcW w:type="dxa" w:w="3249"/>
-            <w:shd w:fill="F3F6FA" w:val="clear"/>
-          </w:tcPr>
-          <w:p>
-            <w:r>
-              <w:rPr>
-                <w:sz w:val="20"/>
-              </w:rPr>
-            </w:r>
-            <w:r>
-              <w:rPr>
-                <w:sz w:val="20"/>
-              </w:rPr>
-              <w:t>Honesto / parcial</w:t>
-            </w:r>
-          </w:p>
-        </w:tc>
-        <w:tc>
-          <w:tcPr>
-            <w:tcW w:type="dxa" w:w="3249"/>
-            <w:shd w:fill="F3F6FA" w:val="clear"/>
-          </w:tcPr>
-          <w:p>
-            <w:r>
-              <w:rPr>
-                <w:sz w:val="20"/>
-              </w:rPr>
-            </w:r>
-            <w:r>
-              <w:rPr>
-                <w:sz w:val="20"/>
-              </w:rPr>
-              <w:t>Limitado no FY; plano FY27</w:t>
-            </w:r>
-          </w:p>
-        </w:tc>
-      </w:tr>
-    </w:tbl>
-    <w:p/>
     <w:sectPr>
       <w:pgSz w:w="12240" w:h="15840"/>
       <w:pgMar w:top="1134" w:right="1247" w:bottom="1134" w:left="1247" w:header="720" w:footer="720" w:gutter="0"/>
